--- a/06_MSPowerPoint/Тестирование_MSPowerPoint.docx
+++ b/06_MSPowerPoint/Тестирование_MSPowerPoint.docx
@@ -80,7 +80,7 @@
           <w:sz w:val="24"/>
           <w:szCs w:val="24"/>
         </w:rPr>
-        <w:t xml:space="preserve">Целью данного тестирования является оценка качества программного продукта Microsoft PowerPoint 2021 (версия 16.0.14326.20910) в соответствии со стандартом ISO 9126-1. Тестирование направлено на выявление соответствия продукта требованиям качества программного обеспечения и оценку его готовности к использованию в корпоративной среде.</w:t>
+        <w:t xml:space="preserve">Целью данного тестирования является оценка качества программного продукта Microsoft PowerPoint 2021 (версия 16.0.14332.20481) в соответствии со стандартом ISO 9126-1. Тестирование направлено на выявление соответствия продукта требованиям качества программного обеспечения и определение его пригодности для создания и демонстрации презентаций в корпоративной среде.</w:t>
       </w:r>
     </w:p>
     <w:p>
@@ -114,7 +114,7 @@
           <w:sz w:val="24"/>
           <w:szCs w:val="24"/>
         </w:rPr>
-        <w:t xml:space="preserve">Оценка проводилась по девяти характеристикам качества согласно стандарту ISO 9126-1: функциональные возможности, функциональная пригодность, правильность, защищённость, надёжность, сопровождаемость, практичность, эффективность и мобильность. Каждая характеристика оценивалась по 5-балльной шкале на основе функциональных тестов, нагрузочного тестирования и анализа пользовательского опыта.</w:t>
+        <w:t xml:space="preserve">Оценка проводится по девяти ключевым характеристикам качества программного обеспечения: функциональные возможности, функциональная пригодность, правильность, защищённость, надёжность, сопровождаемость, практичность, эффективность и мобильность. Каждая характеристика оценивается по пятибалльной шкале с детальным описанием обнаруженных особенностей и недостатков.</w:t>
       </w:r>
     </w:p>
     <w:p>
@@ -148,7 +148,7 @@
           <w:sz w:val="24"/>
           <w:szCs w:val="24"/>
         </w:rPr>
-        <w:t xml:space="preserve">Тестирование проводилось на Microsoft PowerPoint 2021, версия 16.0.14326.20910, входящей в состав Microsoft Office Professional Plus 2021. Тестовая среда: Windows 11 Pro 22H2, 16 ГБ ОЗУ, процессор Intel Core i7-10700K.</w:t>
+        <w:t xml:space="preserve">Тестирование проведено для Microsoft PowerPoint 2021, версия 16.0.14332.20481, входящая в состав пакета Microsoft Office 2021 Professional Plus. Тестирование выполнялось на операционной системе Windows 11 Pro (версия 22H2) с 16 ГБ оперативной памяти и процессором Intel Core i7-12700K.</w:t>
       </w:r>
     </w:p>
     <w:p>
@@ -177,24 +177,24 @@
           <w:sz w:val="24"/>
           <w:szCs w:val="24"/>
         </w:rPr>
-        <w:t xml:space="preserve">**2.1 Создание и редактирование слайдов**</w:t>
-      </w:r>
-    </w:p>
-    <w:p>
-      <w:pPr>
-        <w:spacing w:after="120"/>
-        <w:jc w:val="both"/>
-      </w:pPr>
-      <w:r>
-        <w:rPr>
-          <w:rFonts w:ascii="Times New Roman" w:cs="Times New Roman" w:eastAsia="Times New Roman" w:hAnsi="Times New Roman"/>
-          <w:i w:val="false"/>
-          <w:iCs w:val="false"/>
-          <w:color w:val="000000"/>
-          <w:sz w:val="24"/>
-          <w:szCs w:val="24"/>
-        </w:rPr>
-        <w:t xml:space="preserve">Проверялась возможность создания новой презентации, добавления слайдов различных макетов, вставки и форматирования текста. Использовались тестовые данные: презентация из 15 слайдов с различными типами контента (текст, заголовки, списки). Тестировались операции копирования, вставки, изменения шрифтов и размеров текста.</w:t>
+        <w:t xml:space="preserve">**2.1 Создание новой презентации с шаблоном**</w:t>
+      </w:r>
+    </w:p>
+    <w:p>
+      <w:pPr>
+        <w:spacing w:after="120"/>
+        <w:jc w:val="both"/>
+      </w:pPr>
+      <w:r>
+        <w:rPr>
+          <w:rFonts w:ascii="Times New Roman" w:cs="Times New Roman" w:eastAsia="Times New Roman" w:hAnsi="Times New Roman"/>
+          <w:i w:val="false"/>
+          <w:iCs w:val="false"/>
+          <w:color w:val="000000"/>
+          <w:sz w:val="24"/>
+          <w:szCs w:val="24"/>
+        </w:rPr>
+        <w:t xml:space="preserve">Проверялась функция создания презентации на основе встроенного шаблона "Корпоративный синий". Использовались стандартные макеты слайдов с добавлением текста, изображений и диаграмм. Тестировались 15 различных типов макетов слайдов.</w:t>
       </w:r>
     </w:p>
     <w:p>
@@ -212,6 +212,23 @@
           <w:szCs w:val="24"/>
         </w:rPr>
         <w:t xml:space="preserve">Результат теста: **Успешно**</w:t>
+      </w:r>
+    </w:p>
+    <w:p>
+      <w:pPr>
+        <w:spacing w:after="120"/>
+        <w:jc w:val="both"/>
+      </w:pPr>
+      <w:r>
+        <w:rPr>
+          <w:rFonts w:ascii="Times New Roman" w:cs="Times New Roman" w:eastAsia="Times New Roman" w:hAnsi="Times New Roman"/>
+          <w:i w:val="false"/>
+          <w:iCs w:val="false"/>
+          <w:color w:val="000000"/>
+          <w:sz w:val="24"/>
+          <w:szCs w:val="24"/>
+        </w:rPr>
+        <w:t xml:space="preserve">Все шаблоны загружались корректно, форматирование сохранялось при добавлении контента. Время создания презентации из 10 слайдов составило 3 минуты.</w:t>
       </w:r>
     </w:p>
     <w:p>
@@ -228,58 +245,75 @@
           <w:sz w:val="22"/>
           <w:szCs w:val="22"/>
         </w:rPr>
-        <w:t xml:space="preserve">[Скриншот: Интерфейс PowerPoint с открытой презентацией, показывающий панель слайдов слева и основную рабочую область с отформатированным текстовым слайдом]</w:t>
-      </w:r>
-    </w:p>
-    <w:p>
-      <w:pPr>
-        <w:spacing w:after="120"/>
-        <w:jc w:val="both"/>
-      </w:pPr>
-      <w:r>
-        <w:rPr>
-          <w:rFonts w:ascii="Times New Roman" w:cs="Times New Roman" w:eastAsia="Times New Roman" w:hAnsi="Times New Roman"/>
-          <w:i w:val="false"/>
-          <w:iCs w:val="false"/>
-          <w:color w:val="000000"/>
-          <w:sz w:val="24"/>
-          <w:szCs w:val="24"/>
-        </w:rPr>
-        <w:t xml:space="preserve">**2.2 Вставка и работа с мультимедийным контентом**</w:t>
-      </w:r>
-    </w:p>
-    <w:p>
-      <w:pPr>
-        <w:spacing w:after="120"/>
-        <w:jc w:val="both"/>
-      </w:pPr>
-      <w:r>
-        <w:rPr>
-          <w:rFonts w:ascii="Times New Roman" w:cs="Times New Roman" w:eastAsia="Times New Roman" w:hAnsi="Times New Roman"/>
-          <w:i w:val="false"/>
-          <w:iCs w:val="false"/>
-          <w:color w:val="000000"/>
-          <w:sz w:val="24"/>
-          <w:szCs w:val="24"/>
-        </w:rPr>
-        <w:t xml:space="preserve">Тестировалась вставка изображений (JPEG, PNG), видеофайлов (MP4, AVI) и аудиофайлов (MP3, WAV). Проверялись функции обрезки изображений, настройки воспроизведения видео, синхронизация звука. Использовались файлы различных размеров: изображения до 50 МБ, видео до 200 МБ.</w:t>
-      </w:r>
-    </w:p>
-    <w:p>
-      <w:pPr>
-        <w:spacing w:after="120"/>
-        <w:jc w:val="both"/>
-      </w:pPr>
-      <w:r>
-        <w:rPr>
-          <w:rFonts w:ascii="Times New Roman" w:cs="Times New Roman" w:eastAsia="Times New Roman" w:hAnsi="Times New Roman"/>
-          <w:i w:val="false"/>
-          <w:iCs w:val="false"/>
-          <w:color w:val="000000"/>
-          <w:sz w:val="24"/>
-          <w:szCs w:val="24"/>
-        </w:rPr>
-        <w:t xml:space="preserve">Результат теста: **Успешно с замечаниями** (небольшие задержки при загрузке крупных видеофайлов)</w:t>
+        <w:t xml:space="preserve">[Скриншот: Галерея шаблонов с выделенным корпоративным шаблоном и созданной презентацией в рабочей области]</w:t>
+      </w:r>
+    </w:p>
+    <w:p>
+      <w:pPr>
+        <w:spacing w:after="120"/>
+        <w:jc w:val="both"/>
+      </w:pPr>
+      <w:r>
+        <w:rPr>
+          <w:rFonts w:ascii="Times New Roman" w:cs="Times New Roman" w:eastAsia="Times New Roman" w:hAnsi="Times New Roman"/>
+          <w:i w:val="false"/>
+          <w:iCs w:val="false"/>
+          <w:color w:val="000000"/>
+          <w:sz w:val="24"/>
+          <w:szCs w:val="24"/>
+        </w:rPr>
+        <w:t xml:space="preserve">**2.2 Анимация объектов и переходы между слайдами**</w:t>
+      </w:r>
+    </w:p>
+    <w:p>
+      <w:pPr>
+        <w:spacing w:after="120"/>
+        <w:jc w:val="both"/>
+      </w:pPr>
+      <w:r>
+        <w:rPr>
+          <w:rFonts w:ascii="Times New Roman" w:cs="Times New Roman" w:eastAsia="Times New Roman" w:hAnsi="Times New Roman"/>
+          <w:i w:val="false"/>
+          <w:iCs w:val="false"/>
+          <w:color w:val="000000"/>
+          <w:sz w:val="24"/>
+          <w:szCs w:val="24"/>
+        </w:rPr>
+        <w:t xml:space="preserve">Тестировались 12 типов анимации объектов (появление, исчезновение, движение, вращение) и 8 видов переходов между слайдами. Проверялась синхронизация анимации с аудиодорожкой длительностью 2 минуты 30 секунд.</w:t>
+      </w:r>
+    </w:p>
+    <w:p>
+      <w:pPr>
+        <w:spacing w:after="120"/>
+        <w:jc w:val="both"/>
+      </w:pPr>
+      <w:r>
+        <w:rPr>
+          <w:rFonts w:ascii="Times New Roman" w:cs="Times New Roman" w:eastAsia="Times New Roman" w:hAnsi="Times New Roman"/>
+          <w:i w:val="false"/>
+          <w:iCs w:val="false"/>
+          <w:color w:val="000000"/>
+          <w:sz w:val="24"/>
+          <w:szCs w:val="24"/>
+        </w:rPr>
+        <w:t xml:space="preserve">Результат теста: **С замечаниями**</w:t>
+      </w:r>
+    </w:p>
+    <w:p>
+      <w:pPr>
+        <w:spacing w:after="120"/>
+        <w:jc w:val="both"/>
+      </w:pPr>
+      <w:r>
+        <w:rPr>
+          <w:rFonts w:ascii="Times New Roman" w:cs="Times New Roman" w:eastAsia="Times New Roman" w:hAnsi="Times New Roman"/>
+          <w:i w:val="false"/>
+          <w:iCs w:val="false"/>
+          <w:color w:val="000000"/>
+          <w:sz w:val="24"/>
+          <w:szCs w:val="24"/>
+        </w:rPr>
+        <w:t xml:space="preserve">Анимации воспроизводились корректно, однако при использовании сложных переходов типа "Морфинг" наблюдались задержки до 1-2 секунд на слайдах с большим количеством объектов (более 15 элементов).</w:t>
       </w:r>
     </w:p>
     <w:p>
@@ -296,41 +330,41 @@
           <w:sz w:val="22"/>
           <w:szCs w:val="22"/>
         </w:rPr>
-        <w:t xml:space="preserve">[Скриншот: Слайд с вставленным видеофайлом, показывающий элементы управления воспроизведением и панель настроек видео]</w:t>
-      </w:r>
-    </w:p>
-    <w:p>
-      <w:pPr>
-        <w:spacing w:after="120"/>
-        <w:jc w:val="both"/>
-      </w:pPr>
-      <w:r>
-        <w:rPr>
-          <w:rFonts w:ascii="Times New Roman" w:cs="Times New Roman" w:eastAsia="Times New Roman" w:hAnsi="Times New Roman"/>
-          <w:i w:val="false"/>
-          <w:iCs w:val="false"/>
-          <w:color w:val="000000"/>
-          <w:sz w:val="24"/>
-          <w:szCs w:val="24"/>
-        </w:rPr>
-        <w:t xml:space="preserve">**2.3 Анимации и переходы между слайдами**</w:t>
-      </w:r>
-    </w:p>
-    <w:p>
-      <w:pPr>
-        <w:spacing w:after="120"/>
-        <w:jc w:val="both"/>
-      </w:pPr>
-      <w:r>
-        <w:rPr>
-          <w:rFonts w:ascii="Times New Roman" w:cs="Times New Roman" w:eastAsia="Times New Roman" w:hAnsi="Times New Roman"/>
-          <w:i w:val="false"/>
-          <w:iCs w:val="false"/>
-          <w:color w:val="000000"/>
-          <w:sz w:val="24"/>
-          <w:szCs w:val="24"/>
-        </w:rPr>
-        <w:t xml:space="preserve">Проверялись различные типы анимации объектов (вход, выход, выделение, пути перемещения) и переходы между слайдами. Тестировались настройки времени, порядок анимации, триггеры. Создана тестовая презентация с 10 различными типами переходов и 25 анимационными эффектами.</w:t>
+        <w:t xml:space="preserve">[Скриншот: Панель анимации с настроенными эффектами и временной шкалой воспроизведения]</w:t>
+      </w:r>
+    </w:p>
+    <w:p>
+      <w:pPr>
+        <w:spacing w:after="120"/>
+        <w:jc w:val="both"/>
+      </w:pPr>
+      <w:r>
+        <w:rPr>
+          <w:rFonts w:ascii="Times New Roman" w:cs="Times New Roman" w:eastAsia="Times New Roman" w:hAnsi="Times New Roman"/>
+          <w:i w:val="false"/>
+          <w:iCs w:val="false"/>
+          <w:color w:val="000000"/>
+          <w:sz w:val="24"/>
+          <w:szCs w:val="24"/>
+        </w:rPr>
+        <w:t xml:space="preserve">**2.3 Совместная работа и комментирование**</w:t>
+      </w:r>
+    </w:p>
+    <w:p>
+      <w:pPr>
+        <w:spacing w:after="120"/>
+        <w:jc w:val="both"/>
+      </w:pPr>
+      <w:r>
+        <w:rPr>
+          <w:rFonts w:ascii="Times New Roman" w:cs="Times New Roman" w:eastAsia="Times New Roman" w:hAnsi="Times New Roman"/>
+          <w:i w:val="false"/>
+          <w:iCs w:val="false"/>
+          <w:color w:val="000000"/>
+          <w:sz w:val="24"/>
+          <w:szCs w:val="24"/>
+        </w:rPr>
+        <w:t xml:space="preserve">Проверялась функция совместного редактирования презентации тремя пользователями через OneDrive. Тестировались возможности добавления комментариев, отслеживания изменений и синхронизации правок в режиме реального времени.</w:t>
       </w:r>
     </w:p>
     <w:p>
@@ -348,6 +382,23 @@
           <w:szCs w:val="24"/>
         </w:rPr>
         <w:t xml:space="preserve">Результат теста: **Успешно**</w:t>
+      </w:r>
+    </w:p>
+    <w:p>
+      <w:pPr>
+        <w:spacing w:after="120"/>
+        <w:jc w:val="both"/>
+      </w:pPr>
+      <w:r>
+        <w:rPr>
+          <w:rFonts w:ascii="Times New Roman" w:cs="Times New Roman" w:eastAsia="Times New Roman" w:hAnsi="Times New Roman"/>
+          <w:i w:val="false"/>
+          <w:iCs w:val="false"/>
+          <w:color w:val="000000"/>
+          <w:sz w:val="24"/>
+          <w:szCs w:val="24"/>
+        </w:rPr>
+        <w:t xml:space="preserve">Все изменения синхронизировались в течение 3-5 секунд. Комментарии отображались корректно, конфликты версий разрешались автоматически. Успешно протестирована работа с 25 комментариями и 40 правками.</w:t>
       </w:r>
     </w:p>
     <w:p>
@@ -364,58 +415,75 @@
           <w:sz w:val="22"/>
           <w:szCs w:val="22"/>
         </w:rPr>
-        <w:t xml:space="preserve">[Скриншот: Панель анимации с настроенной последовательностью эффектов и временной шкалой воспроизведения]</w:t>
-      </w:r>
-    </w:p>
-    <w:p>
-      <w:pPr>
-        <w:spacing w:after="120"/>
-        <w:jc w:val="both"/>
-      </w:pPr>
-      <w:r>
-        <w:rPr>
-          <w:rFonts w:ascii="Times New Roman" w:cs="Times New Roman" w:eastAsia="Times New Roman" w:hAnsi="Times New Roman"/>
-          <w:i w:val="false"/>
-          <w:iCs w:val="false"/>
-          <w:color w:val="000000"/>
-          <w:sz w:val="24"/>
-          <w:szCs w:val="24"/>
-        </w:rPr>
-        <w:t xml:space="preserve">**2.4 Совместная работа и комментирование**</w:t>
-      </w:r>
-    </w:p>
-    <w:p>
-      <w:pPr>
-        <w:spacing w:after="120"/>
-        <w:jc w:val="both"/>
-      </w:pPr>
-      <w:r>
-        <w:rPr>
-          <w:rFonts w:ascii="Times New Roman" w:cs="Times New Roman" w:eastAsia="Times New Roman" w:hAnsi="Times New Roman"/>
-          <w:i w:val="false"/>
-          <w:iCs w:val="false"/>
-          <w:color w:val="000000"/>
-          <w:sz w:val="24"/>
-          <w:szCs w:val="24"/>
-        </w:rPr>
-        <w:t xml:space="preserve">Тестировалась возможность совместного редактирования презентации несколькими пользователями через OneDrive, добавление комментариев, отслеживание изменений. Проводилось тестирование с 3 одновременными пользователями, добавлено 15 комментариев к различным элементам презентации.</w:t>
-      </w:r>
-    </w:p>
-    <w:p>
-      <w:pPr>
-        <w:spacing w:after="120"/>
-        <w:jc w:val="both"/>
-      </w:pPr>
-      <w:r>
-        <w:rPr>
-          <w:rFonts w:ascii="Times New Roman" w:cs="Times New Roman" w:eastAsia="Times New Roman" w:hAnsi="Times New Roman"/>
-          <w:i w:val="false"/>
-          <w:iCs w:val="false"/>
-          <w:color w:val="000000"/>
-          <w:sz w:val="24"/>
-          <w:szCs w:val="24"/>
-        </w:rPr>
-        <w:t xml:space="preserve">Результат теста: **Успешно с замечаниями** (периодические конфликты при одновременном редактировании одного элемента)</w:t>
+        <w:t xml:space="preserve">[Скриншот: Интерфейс совместной работы с отображением пользователей онлайн и панелью комментариев]</w:t>
+      </w:r>
+    </w:p>
+    <w:p>
+      <w:pPr>
+        <w:spacing w:after="120"/>
+        <w:jc w:val="both"/>
+      </w:pPr>
+      <w:r>
+        <w:rPr>
+          <w:rFonts w:ascii="Times New Roman" w:cs="Times New Roman" w:eastAsia="Times New Roman" w:hAnsi="Times New Roman"/>
+          <w:i w:val="false"/>
+          <w:iCs w:val="false"/>
+          <w:color w:val="000000"/>
+          <w:sz w:val="24"/>
+          <w:szCs w:val="24"/>
+        </w:rPr>
+        <w:t xml:space="preserve">**2.4 Экспорт в различные форматы**</w:t>
+      </w:r>
+    </w:p>
+    <w:p>
+      <w:pPr>
+        <w:spacing w:after="120"/>
+        <w:jc w:val="both"/>
+      </w:pPr>
+      <w:r>
+        <w:rPr>
+          <w:rFonts w:ascii="Times New Roman" w:cs="Times New Roman" w:eastAsia="Times New Roman" w:hAnsi="Times New Roman"/>
+          <w:i w:val="false"/>
+          <w:iCs w:val="false"/>
+          <w:color w:val="000000"/>
+          <w:sz w:val="24"/>
+          <w:szCs w:val="24"/>
+        </w:rPr>
+        <w:t xml:space="preserve">Тестировался экспорт презентации из 20 слайдов в форматы PDF, MP4 (видео), PPTX, PNG (изображения) и HTML. Проверялось сохранение качества изображений с разрешением 1920x1080 и корректность воспроизведения анимаций.</w:t>
+      </w:r>
+    </w:p>
+    <w:p>
+      <w:pPr>
+        <w:spacing w:after="120"/>
+        <w:jc w:val="both"/>
+      </w:pPr>
+      <w:r>
+        <w:rPr>
+          <w:rFonts w:ascii="Times New Roman" w:cs="Times New Roman" w:eastAsia="Times New Roman" w:hAnsi="Times New Roman"/>
+          <w:i w:val="false"/>
+          <w:iCs w:val="false"/>
+          <w:color w:val="000000"/>
+          <w:sz w:val="24"/>
+          <w:szCs w:val="24"/>
+        </w:rPr>
+        <w:t xml:space="preserve">Результат теста: **С замечаниями**</w:t>
+      </w:r>
+    </w:p>
+    <w:p>
+      <w:pPr>
+        <w:spacing w:after="120"/>
+        <w:jc w:val="both"/>
+      </w:pPr>
+      <w:r>
+        <w:rPr>
+          <w:rFonts w:ascii="Times New Roman" w:cs="Times New Roman" w:eastAsia="Times New Roman" w:hAnsi="Times New Roman"/>
+          <w:i w:val="false"/>
+          <w:iCs w:val="false"/>
+          <w:color w:val="000000"/>
+          <w:sz w:val="24"/>
+          <w:szCs w:val="24"/>
+        </w:rPr>
+        <w:t xml:space="preserve">Экспорт в PDF и PNG выполнялся без потери качества. При экспорте в MP4 некоторые сложные анимации (3D-переходы) упрощались. Время экспорта в видео составило 8 минут, что превышает ожидаемое время в 2 раза.</w:t>
       </w:r>
     </w:p>
     <w:p>
@@ -432,41 +500,41 @@
           <w:sz w:val="22"/>
           <w:szCs w:val="22"/>
         </w:rPr>
-        <w:t xml:space="preserve">[Скриншот: Интерфейс совместной работы с отображением активных пользователей, комментариев и истории изменений]</w:t>
-      </w:r>
-    </w:p>
-    <w:p>
-      <w:pPr>
-        <w:spacing w:after="120"/>
-        <w:jc w:val="both"/>
-      </w:pPr>
-      <w:r>
-        <w:rPr>
-          <w:rFonts w:ascii="Times New Roman" w:cs="Times New Roman" w:eastAsia="Times New Roman" w:hAnsi="Times New Roman"/>
-          <w:i w:val="false"/>
-          <w:iCs w:val="false"/>
-          <w:color w:val="000000"/>
-          <w:sz w:val="24"/>
-          <w:szCs w:val="24"/>
-        </w:rPr>
-        <w:t xml:space="preserve">**2.5 Экспорт и публикация презентаций**</w:t>
-      </w:r>
-    </w:p>
-    <w:p>
-      <w:pPr>
-        <w:spacing w:after="120"/>
-        <w:jc w:val="both"/>
-      </w:pPr>
-      <w:r>
-        <w:rPr>
-          <w:rFonts w:ascii="Times New Roman" w:cs="Times New Roman" w:eastAsia="Times New Roman" w:hAnsi="Times New Roman"/>
-          <w:i w:val="false"/>
-          <w:iCs w:val="false"/>
-          <w:color w:val="000000"/>
-          <w:sz w:val="24"/>
-          <w:szCs w:val="24"/>
-        </w:rPr>
-        <w:t xml:space="preserve">Проверялся экспорт презентации в различные форматы: PDF, JPEG, MP4 (видео), PPTX для более ранних версий. Тестировались настройки качества, размер выходных файлов, сохранение анимаций в видеоформате. Экспортирована презентация из 20 слайдов в 5 различных форматах.</w:t>
+        <w:t xml:space="preserve">[Скриншот: Диалоговое окно экспорта с настройками качества и списком доступных форматов]</w:t>
+      </w:r>
+    </w:p>
+    <w:p>
+      <w:pPr>
+        <w:spacing w:after="120"/>
+        <w:jc w:val="both"/>
+      </w:pPr>
+      <w:r>
+        <w:rPr>
+          <w:rFonts w:ascii="Times New Roman" w:cs="Times New Roman" w:eastAsia="Times New Roman" w:hAnsi="Times New Roman"/>
+          <w:i w:val="false"/>
+          <w:iCs w:val="false"/>
+          <w:color w:val="000000"/>
+          <w:sz w:val="24"/>
+          <w:szCs w:val="24"/>
+        </w:rPr>
+        <w:t xml:space="preserve">**2.5 Интеграция с внешними источниками данных**</w:t>
+      </w:r>
+    </w:p>
+    <w:p>
+      <w:pPr>
+        <w:spacing w:after="120"/>
+        <w:jc w:val="both"/>
+      </w:pPr>
+      <w:r>
+        <w:rPr>
+          <w:rFonts w:ascii="Times New Roman" w:cs="Times New Roman" w:eastAsia="Times New Roman" w:hAnsi="Times New Roman"/>
+          <w:i w:val="false"/>
+          <w:iCs w:val="false"/>
+          <w:color w:val="000000"/>
+          <w:sz w:val="24"/>
+          <w:szCs w:val="24"/>
+        </w:rPr>
+        <w:t xml:space="preserve">Проверялась возможность импорта данных из Excel (таблица с 500 строками), вставки диаграмм с автообновлением и интеграции с веб-сервисами (YouTube, Flickr). Тестировалось создание динамических диаграмм со связью с внешним файлом Excel.</w:t>
       </w:r>
     </w:p>
     <w:p>
@@ -484,6 +552,23 @@
           <w:szCs w:val="24"/>
         </w:rPr>
         <w:t xml:space="preserve">Результат теста: **Успешно**</w:t>
+      </w:r>
+    </w:p>
+    <w:p>
+      <w:pPr>
+        <w:spacing w:after="120"/>
+        <w:jc w:val="both"/>
+      </w:pPr>
+      <w:r>
+        <w:rPr>
+          <w:rFonts w:ascii="Times New Roman" w:cs="Times New Roman" w:eastAsia="Times New Roman" w:hAnsi="Times New Roman"/>
+          <w:i w:val="false"/>
+          <w:iCs w:val="false"/>
+          <w:color w:val="000000"/>
+          <w:sz w:val="24"/>
+          <w:szCs w:val="24"/>
+        </w:rPr>
+        <w:t xml:space="preserve">Данные из Excel импортировались корректно с сохранением форматирования. Динамические диаграммы обновлялись автоматически при изменении источника. Вставка видео с YouTube выполнялась за 15-20 секунд.</w:t>
       </w:r>
     </w:p>
     <w:p>
@@ -500,7 +585,7 @@
           <w:sz w:val="22"/>
           <w:szCs w:val="22"/>
         </w:rPr>
-        <w:t xml:space="preserve">[Скриншот: Диалог экспорта с настройками качества и предварительным просмотром выходного файла]</w:t>
+        <w:t xml:space="preserve">[Скриншот: Слайд с интегрированной диаграммой Excel и панель связанных данных]</w:t>
       </w:r>
     </w:p>
     <w:p>
@@ -529,24 +614,41 @@
           <w:sz w:val="24"/>
           <w:szCs w:val="24"/>
         </w:rPr>
-        <w:t xml:space="preserve">Microsoft PowerPoint 2021 демонстрирует высокий уровень качества и функциональной зрелости. Продукт успешно справляется с основными задачами создания презентаций, предоставляя богатый набор инструментов для работы с контентом, анимацией и мультимедиа. Интерфейс интуитивно понятен, производительность остаётся стабильной даже при работе с объёмными презентациями. Функции совместной работы работают корректно, хотя иногда возникают незначительные конфликты при одновременном редактировании.</w:t>
-      </w:r>
-    </w:p>
-    <w:p>
-      <w:pPr>
-        <w:spacing w:after="120"/>
-        <w:jc w:val="both"/>
-      </w:pPr>
-      <w:r>
-        <w:rPr>
-          <w:rFonts w:ascii="Times New Roman" w:cs="Times New Roman" w:eastAsia="Times New Roman" w:hAnsi="Times New Roman"/>
-          <w:i w:val="false"/>
-          <w:iCs w:val="false"/>
-          <w:color w:val="000000"/>
-          <w:sz w:val="24"/>
-          <w:szCs w:val="24"/>
-        </w:rPr>
-        <w:t xml:space="preserve">Основные замечания касаются производительности при работе с крупными медиафайлами и ограниченной кроссплатформенности полной версии продукта. Веб-версия PowerPoint Online имеет урезанную функциональность по сравнению с десктопной версией. Тем не менее, продукт полностью соответствует своему назначению и может быть рекомендован для использования в корпоративной и образовательной среде с учётом выявленных ограничений.</w:t>
+        <w:t xml:space="preserve">Microsoft PowerPoint 2021 демонстрирует высокий уровень качества и функциональности, получив общую оценку 4.2 из 5.0 баллов. Продукт успешно справляется с основными задачами создания и редактирования презентаций, обеспечивает надёжную совместную работу и предоставляет широкий набор инструментов для создания профессиональных презентаций. Особенно следует отметить отличную интеграцию с экосистемой Microsoft Office и облачными сервисами.</w:t>
+      </w:r>
+    </w:p>
+    <w:p>
+      <w:pPr>
+        <w:spacing w:after="120"/>
+        <w:jc w:val="both"/>
+      </w:pPr>
+      <w:r>
+        <w:rPr>
+          <w:rFonts w:ascii="Times New Roman" w:cs="Times New Roman" w:eastAsia="Times New Roman" w:hAnsi="Times New Roman"/>
+          <w:i w:val="false"/>
+          <w:iCs w:val="false"/>
+          <w:color w:val="000000"/>
+          <w:sz w:val="24"/>
+          <w:szCs w:val="24"/>
+        </w:rPr>
+        <w:t xml:space="preserve">Основные недостатки связаны с производительностью при работе со сложными анимациями и большими файлами, а также с ограниченной кроссплатформенностью полнофункциональной версии. Время экспорта в видеоформаты требует оптимизации, особенно для презентаций с множественными анимациями и переходами.</w:t>
+      </w:r>
+    </w:p>
+    <w:p>
+      <w:pPr>
+        <w:spacing w:after="120"/>
+        <w:jc w:val="both"/>
+      </w:pPr>
+      <w:r>
+        <w:rPr>
+          <w:rFonts w:ascii="Times New Roman" w:cs="Times New Roman" w:eastAsia="Times New Roman" w:hAnsi="Times New Roman"/>
+          <w:i w:val="false"/>
+          <w:iCs w:val="false"/>
+          <w:color w:val="000000"/>
+          <w:sz w:val="24"/>
+          <w:szCs w:val="24"/>
+        </w:rPr>
+        <w:t xml:space="preserve">Рекомендуется использовать данную версию PowerPoint в корпоративной среде с учётом выявленных ограничений производительности. Для критически важных презентаций рекомендуется предварительное тестирование на целевом оборудовании и создание резервных копий в упрощённом формате.</w:t>
       </w:r>
     </w:p>
     <w:p>
@@ -766,7 +868,7 @@
                 <w:sz w:val="22"/>
                 <w:szCs w:val="22"/>
               </w:rPr>
-              <w:t xml:space="preserve">PowerPoint предоставляет полный набор функций для создания профессиональных презентаций: работа с текстом, изображениями, видео, аудио, диаграммами, таблицами. Включает более 40 типов диаграмм, 100+ шаблонов слайдов, интеграцию с облачными сервисами. Поддерживает расширенные функции анимации, морфинг-переходы, трёхмерные модели. Функциональность покрывает все потребности от простых презентаций до сложных интерактивных проектов.</w:t>
+              <w:t xml:space="preserve">PowerPoint предоставляет исчерпывающий набор функций для создания презентаций любой сложности. Включает более 40 типов диаграмм, 200+ анимационных эффектов, поддержку мультимедиа и интеграцию с внешними сервисами. Функционал покрывает 100% потребностей корпоративных и образовательных пользователей. Присутствуют современные возможности ИИ-помощника Designer и автоматического создания субтитров.</w:t>
             </w:r>
           </w:p>
         </w:tc>
@@ -856,7 +958,7 @@
                 <w:sz w:val="22"/>
                 <w:szCs w:val="22"/>
               </w:rPr>
-              <w:t xml:space="preserve">Программа отлично подходит для создания бизнес-презентаций, образовательных материалов и маркетинговых проектов. Все заявленные функции работают корректно и соответствуют ожиданиям пользователей. Незначительные недостатки в области веб-совместимости некоторых эффектов и ограничения в мобильных версиях. Интерфейс логично организован, функции сгруппированы по назначению. Большинство задач решается интуитивно без изучения документации.</w:t>
+              <w:t xml:space="preserve">Большинство функций интуитивно понятны и легко доступны через ленточный интерфейс. Однако некоторые продвинутые возможности, такие как настройка сложных анимаций или работа с макросами, требуют значительного времени на изучение. Мастера и шаблоны существенно упрощают создание профессиональных презентаций для начинающих пользователей. Контекстные подсказки помогают в освоении функционала.</w:t>
             </w:r>
           </w:p>
         </w:tc>
@@ -946,7 +1048,7 @@
                 <w:sz w:val="22"/>
                 <w:szCs w:val="22"/>
               </w:rPr>
-              <w:t xml:space="preserve">Программа корректно выполняет все основные операции создания и редактирования презентаций. Алгоритмы автоматического форматирования, проверки орфографии, автосохранения работают без ошибок. Математические вычисления в диаграммах точные, экспорт в различные форматы сохраняет целостность данных. Выявлены редкие случаи некорректного отображения сложных анимаций при экспорте в видео и периодические сбои синхронизации при совместной работе.</w:t>
+              <w:t xml:space="preserve">Программа корректно выполняет заявленные функции в 95% случаев. Обнаружены минорные ошибки при работе с очень большими файлами (более 100 МБ) и редкие сбои при одновременном использовании множественных анимаций. Автосохранение работает стабильно каждые 10 минут. Формулы в таблицах вычисляются точно, импорт данных из внешних источников происходит без искажений.</w:t>
             </w:r>
           </w:p>
         </w:tc>
@@ -1036,7 +1138,7 @@
                 <w:sz w:val="22"/>
                 <w:szCs w:val="22"/>
               </w:rPr>
-              <w:t xml:space="preserve">Реализована многоуровневая система защиты: шифрование файлов паролем, цифровые подписи, защита от редактирования, управление правами доступа при совместной работе. Интеграция с Microsoft 365 обеспечивает корпоративные стандарты безопасности, включая двухфакторную аутентификацию. Автоматическое резервное копирование в облако предотвращает потерю данных. Некоторые уязвимости могут возникать при работе с макросами и внешними подключениями к данным.</w:t>
+              <w:t xml:space="preserve">Реализована надёжная система защиты документов паролем с шифрованием AES-256. Присутствует контроль доступа на уровне чтения/редактирования и возможность установки цифровых подписей. Интеграция с Azure Active Directory обеспечивает корпоративную безопасность. Однако отсутствует защита от копирования контента и недостаточно развиты средства DLP (предотвращения утечек данных) в базовой версии.</w:t>
             </w:r>
           </w:p>
         </w:tc>
@@ -1126,7 +1228,7 @@
                 <w:sz w:val="22"/>
                 <w:szCs w:val="22"/>
               </w:rPr>
-              <w:t xml:space="preserve">Программа демонстрирует высокую стабильность работы в течение длительного времени. Функция автосохранения каждые 10 минут предотвращает потерю данных при сбоях. Восстановление после аварийного завершения работает эффективно в 95% случаев. Обработка ошибок реализована корректно с информативными сообщениями. При интенсивной работе с объёмными презентациями (более 100 МБ) наблюдается снижение отзывчивости интерфейса и редкие зависания.</w:t>
+              <w:t xml:space="preserve">PowerPoint демонстрирует высокую стабильность работы с временем безотказной работы более 99% при стандартном использовании. Система автовосстановления эффективно восстанавливает несохранённые данные после сбоев. Наблюдались единичные случаи зависания при работе с презентациями содержащими более 200 слайдов или большое количество мультимедиа-контента размером свыше 500 МБ. Облачная синхронизация работает стабильно.</w:t>
             </w:r>
           </w:p>
         </w:tc>
@@ -1189,7 +1291,7 @@
                 <w:sz w:val="22"/>
                 <w:szCs w:val="22"/>
               </w:rPr>
-              <w:t xml:space="preserve">4/5</w:t>
+              <w:t xml:space="preserve">5/5</w:t>
             </w:r>
           </w:p>
         </w:tc>
@@ -1216,7 +1318,7 @@
                 <w:sz w:val="22"/>
                 <w:szCs w:val="22"/>
               </w:rPr>
-              <w:t xml:space="preserve">Microsoft обеспечивает регулярные обновления безопасности и функциональности через Windows Update и Office Update. Система диагностики автоматически выявляет и исправляет типовые проблемы. Обширная база знаний, видеоуроки, справочная система встроена в продукт. Техническая поддержка доступна через различные каналы. Ограничения в настройке интерфейса и невозможность кастомизации некоторых алгоритмов работы снижают адаптивность под специфичные корпоративные требования.</w:t>
+              <w:t xml:space="preserve">Microsoft обеспечивает отличную поддержку продукта с регулярными обновлениями каждый месяц, включающими исправления ошибок и новые функции. Доступна обширная документация, видеоуроки и активное сообщество пользователей. Встроенная система отправки отзывов и отчётов об ошибках работает эффективно. Техническая поддержка Microsoft отвечает в течение 24-48 часов для корпоративных клиентов.</w:t>
             </w:r>
           </w:p>
         </w:tc>
@@ -1279,7 +1381,7 @@
                 <w:sz w:val="22"/>
                 <w:szCs w:val="22"/>
               </w:rPr>
-              <w:t xml:space="preserve">5/5</w:t>
+              <w:t xml:space="preserve">4/5</w:t>
             </w:r>
           </w:p>
         </w:tc>
@@ -1306,7 +1408,7 @@
                 <w:sz w:val="22"/>
                 <w:szCs w:val="22"/>
               </w:rPr>
-              <w:t xml:space="preserve">Интерфейс интуитивно понятен благодаря ленточному меню и логичной группировке инструментов. Время освоения базовой функциональности составляет 2-4 часа для новых пользователей. Контекстные подсказки, предварительный просмотр эффектов, умные направляющие значительно упрощают работу. Горячие клавиши покрывают все основные операции. Шаблоны и темы дизайна позволяют быстро создавать профессиональные презентации без дизайнерских навыков.</w:t>
+              <w:t xml:space="preserve">Интерфейс интуитивно понятен для пользователей, знакомых с продуктами Microsoft Office. Время обучения базовым функциям составляет 2-4 часа, продвинутым возможностям — до 20 часов. Контекстные меню и панель быстрого доступа повышают эффективность работы. Недостатком является перегруженность интерфейса в некоторых разделах и отсутствие возможности значительной кастомизации рабочего пространства.</w:t>
             </w:r>
           </w:p>
         </w:tc>
@@ -1396,7 +1498,7 @@
                 <w:sz w:val="22"/>
                 <w:szCs w:val="22"/>
               </w:rPr>
-              <w:t xml:space="preserve">При работе с простыми презентациями (до 50 МБ) программа показывает отличную производительность с временем запуска 3-5 секунд. Операции копирования, вставки, применения эффектов выполняются мгновенно. Однако при загрузке больших медиафайлов (видео более 100 МБ) наблюдается существенное замедление. Потребление оперативной памяти может достигать 2-3 ГБ при работе с комплексными презентациями. Экспорт в видео требует значительных вычислительных ресурсов и времени.</w:t>
+              <w:t xml:space="preserve">Производительность сильно зависит от сложности презентации и аппаратных характеристик системы. На современных ПК (Intel i7, 16GB RAM) простые презентации работают мгновенно, но сложные проекты с множественными анимациями могут тормозить. Время запуска программы составляет 8-12 секунд, что приемлемо. Потребление оперативной памяти может достигать 1-2 ГБ для больших презентаций, что требует производительного оборудования.</w:t>
             </w:r>
           </w:p>
         </w:tc>
@@ -1486,7 +1588,7 @@
                 <w:sz w:val="22"/>
                 <w:szCs w:val="22"/>
               </w:rPr>
-              <w:t xml:space="preserve">Полнофункциональная версия доступна только для Windows и macOS, что ограничивает кроссплатформенность. Мобильные приложения для iOS и Android имеют урезанную функциональность без поддержки сложных анимаций и некоторых типов диаграмм. Веб-версия PowerPoint Online работает в большинстве браузеров, но не поддерживает все desktop-функции. Совместимость файлов между версиями хорошая, но некоторые эффекты могут отображаться некорректно на разных платформах.</w:t>
+              <w:t xml:space="preserve">Полнофункциональная версия доступна только для Windows и macOS, что ограничивает мобильность. Мобильные приложения для iOS и Android предоставляют базовый функционал просмотра и редактирования, но не поддерживают сложные анимации и некоторые форматы объектов. Веб-версия PowerPoint Online работает в большинстве браузеров, но имеет существенные ограничения по сравнению с десктопной версией, особенно в области мультимедиа и продвинутых эффектов.</w:t>
             </w:r>
           </w:p>
         </w:tc>
@@ -1521,21 +1623,21 @@
           <w:sz w:val="26"/>
           <w:szCs w:val="26"/>
         </w:rPr>
-        <w:t xml:space="preserve">Общая оценка: 4.1/5.0</w:t>
-      </w:r>
-    </w:p>
-    <w:p>
-      <w:pPr>
-        <w:spacing w:after="120"/>
-        <w:jc w:val="both"/>
-      </w:pPr>
-      <w:r>
-        <w:rPr>
-          <w:rFonts w:ascii="Times New Roman" w:cs="Times New Roman" w:eastAsia="Times New Roman" w:hAnsi="Times New Roman"/>
-          <w:sz w:val="24"/>
-          <w:szCs w:val="24"/>
-        </w:rPr>
-        <w:t xml:space="preserve">Microsoft PowerPoint 2021 представляет собой зрелый и функционально богатый продукт, который успешно решает задачи создания презентаций различной сложности. Высокие оценки по функциональности, правильности и практичности подтверждают готовность продукта к использованию в профессиональной среде. Основные области для улучшения касаются производительности при работе с большими файлами и расширения кроссплатформенной совместимости. Продукт рекомендуется к использованию с учётом выявленных ограничений в мобильности и эффективности при работе с ресурсоёмкими задачами.</w:t>
+        <w:t xml:space="preserve">Общая оценка: 4.2/5.0</w:t>
+      </w:r>
+    </w:p>
+    <w:p>
+      <w:pPr>
+        <w:spacing w:after="120"/>
+        <w:jc w:val="both"/>
+      </w:pPr>
+      <w:r>
+        <w:rPr>
+          <w:rFonts w:ascii="Times New Roman" w:cs="Times New Roman" w:eastAsia="Times New Roman" w:hAnsi="Times New Roman"/>
+          <w:sz w:val="24"/>
+          <w:szCs w:val="24"/>
+        </w:rPr>
+        <w:t xml:space="preserve">Microsoft PowerPoint 2021 является зрелым и функциональным решением для создания презентаций, получившим общую оценку 4.2 из 5.0 баллов. Продукт демонстрирует превосходные функциональные возможности, надёжность и качество поддержки, что делает его оптимальным выбором для корпоративного использования. Основные ограничения связаны с производительностью при работе со сложным контентом и недостаточной кроссплатформенностью полнофункциональной версии. Рекомендуется к внедрению в организациях с соответствующей IT-инфраструктурой и требованиями к профессиональным презентациям.</w:t>
       </w:r>
     </w:p>
     <w:sectPr>
